--- a/templates/pl2-1.docx
+++ b/templates/pl2-1.docx
@@ -935,6 +935,9 @@
                 <w:rFonts w:ascii="Arial" w:eastAsia="Calibri" w:hAnsi="Arial" w:cs="Arial"/>
               </w:rPr>
             </w:pPr>
+            <w:r>
+              <w:t>{#nganh}{stt}</w:t>
+            </w:r>
           </w:p>
         </w:tc>
         <w:tc>
@@ -950,6 +953,9 @@
                 <w:rFonts w:ascii="Arial" w:eastAsia="Calibri" w:hAnsi="Arial" w:cs="Arial"/>
               </w:rPr>
             </w:pPr>
+            <w:r>
+              <w:t>{ten}</w:t>
+            </w:r>
           </w:p>
         </w:tc>
         <w:tc>
@@ -965,6 +971,9 @@
                 <w:rFonts w:ascii="Arial" w:eastAsia="Calibri" w:hAnsi="Arial" w:cs="Arial"/>
               </w:rPr>
             </w:pPr>
+            <w:r>
+              <w:t>{ma}</w:t>
+            </w:r>
           </w:p>
         </w:tc>
         <w:tc>
@@ -980,6 +989,9 @@
                 <w:rFonts w:ascii="Arial" w:eastAsia="Calibri" w:hAnsi="Arial" w:cs="Arial"/>
               </w:rPr>
             </w:pPr>
+            <w:r>
+              <w:t>{chinh}{/nganh}</w:t>
+            </w:r>
           </w:p>
         </w:tc>
       </w:tr>
